--- a/Pricing-October-Journals.docx
+++ b/Pricing-October-Journals.docx
@@ -2937,6 +2937,246 @@
           <w:szCs w:val="21"/>
         </w:rPr>
         <w:t xml:space="preserve">ALDS Game 3s: Yankees at home facing elimination, 7 pm ET; Guardians at White Sox.</w:t>
+      </w:r>
+    </w:p>
+    <w:p>
+      <w:pPr>
+        <w:pStyle w:val="Heading1"/>
+        <w:spacing w:after="120" w:before="360"/>
+      </w:pPr>
+      <w:r>
+        <w:rPr>
+          <w:rFonts w:ascii="Calibri" w:cs="Calibri" w:eastAsia="Calibri" w:hAnsi="Calibri"/>
+          <w:color w:val="0B1F3A"/>
+        </w:rPr>
+        <w:t xml:space="preserve">Wed Oct 7 · ALDS elimination games</w:t>
+      </w:r>
+    </w:p>
+    <w:p>
+      <w:pPr>
+        <w:pStyle w:val="Heading2"/>
+        <w:spacing w:after="60" w:before="200"/>
+      </w:pPr>
+      <w:r>
+        <w:rPr>
+          <w:rFonts w:ascii="Calibri" w:cs="Calibri" w:eastAsia="Calibri" w:hAnsi="Calibri"/>
+          <w:color w:val="C9962B"/>
+        </w:rPr>
+        <w:t xml:space="preserve">What happened</w:t>
+      </w:r>
+    </w:p>
+    <w:p>
+      <w:pPr>
+        <w:pStyle w:val="ListParagraph"/>
+        <w:numPr>
+          <w:ilvl w:val="0"/>
+          <w:numId w:val="2"/>
+        </w:numPr>
+        <w:spacing w:after="40"/>
+      </w:pPr>
+      <w:r>
+        <w:rPr>
+          <w:rFonts w:ascii="Calibri" w:cs="Calibri" w:eastAsia="Calibri" w:hAnsi="Calibri"/>
+          <w:sz w:val="21"/>
+          <w:szCs w:val="21"/>
+        </w:rPr>
+        <w:t xml:space="preserve">Check-in: 33 of 33 runs green. 620 captures, 779,300 listings, ~380 credits left.</w:t>
+      </w:r>
+    </w:p>
+    <w:p>
+      <w:pPr>
+        <w:pStyle w:val="ListParagraph"/>
+        <w:numPr>
+          <w:ilvl w:val="0"/>
+          <w:numId w:val="2"/>
+        </w:numPr>
+        <w:spacing w:after="40"/>
+      </w:pPr>
+      <w:r>
+        <w:rPr>
+          <w:rFonts w:ascii="Calibri" w:cs="Calibri" w:eastAsia="Calibri" w:hAnsi="Calibri"/>
+          <w:sz w:val="21"/>
+          <w:szCs w:val="21"/>
+        </w:rPr>
+        <w:t xml:space="preserve">The data CSVs had been opened and saved in Excel, which rewrote every row locally. The GitHub copy was intact, so I restored from it; nothing lost. New rule: never open the CSVs in Excel.</w:t>
+      </w:r>
+    </w:p>
+    <w:p>
+      <w:pPr>
+        <w:pStyle w:val="ListParagraph"/>
+        <w:numPr>
+          <w:ilvl w:val="0"/>
+          <w:numId w:val="2"/>
+        </w:numPr>
+        <w:spacing w:after="40"/>
+      </w:pPr>
+      <w:r>
+        <w:rPr>
+          <w:rFonts w:ascii="Calibri" w:cs="Calibri" w:eastAsia="Calibri" w:hAnsi="Calibri"/>
+          <w:sz w:val="21"/>
+          <w:szCs w:val="21"/>
+        </w:rPr>
+        <w:t xml:space="preserve">Built Pricing-October-Data.xlsx: five formatted Excel tables (Results, Latest Prices, Captures, Games, Ticketmaster Status) regenerated from the database. That is the file to open from now on.</w:t>
+      </w:r>
+    </w:p>
+    <w:p>
+      <w:pPr>
+        <w:pStyle w:val="ListParagraph"/>
+        <w:numPr>
+          <w:ilvl w:val="0"/>
+          <w:numId w:val="2"/>
+        </w:numPr>
+        <w:spacing w:after="40"/>
+      </w:pPr>
+      <w:r>
+        <w:rPr>
+          <w:rFonts w:ascii="Calibri" w:cs="Calibri" w:eastAsia="Calibri" w:hAnsi="Calibri"/>
+          <w:sz w:val="21"/>
+          <w:szCs w:val="21"/>
+        </w:rPr>
+        <w:t xml:space="preserve">Logged the NLDS Game 3s (results.csv at 22 rows): Dodgers 3–1 Braves (LAD leads 2–1); Padres 4–3 Brewers, staying alive (MIL leads 2–1).</w:t>
+      </w:r>
+    </w:p>
+    <w:p>
+      <w:pPr>
+        <w:pStyle w:val="Heading2"/>
+        <w:spacing w:after="60" w:before="200"/>
+      </w:pPr>
+      <w:r>
+        <w:rPr>
+          <w:rFonts w:ascii="Calibri" w:cs="Calibri" w:eastAsia="Calibri" w:hAnsi="Calibri"/>
+          <w:color w:val="C9962B"/>
+        </w:rPr>
+        <w:t xml:space="preserve">What the data says</w:t>
+      </w:r>
+    </w:p>
+    <w:p>
+      <w:pPr>
+        <w:pStyle w:val="ListParagraph"/>
+        <w:numPr>
+          <w:ilvl w:val="0"/>
+          <w:numId w:val="2"/>
+        </w:numPr>
+        <w:spacing w:after="40"/>
+      </w:pPr>
+      <w:r>
+        <w:rPr>
+          <w:rFonts w:ascii="Calibri" w:cs="Calibri" w:eastAsia="Calibri" w:hAnsi="Calibri"/>
+          <w:sz w:val="21"/>
+          <w:szCs w:val="21"/>
+        </w:rPr>
+        <w:t xml:space="preserve">The Yankees elimination game answered the question. Yankee Stadium Game 3, down 0–2: $262 median at 72 hours out (before the Game 2 loss), $207 at 24 hours, $182 at 6 hours. Get-in fell from $121 to $73. About a 30% drop, same direction as the Padres.</w:t>
+      </w:r>
+    </w:p>
+    <w:p>
+      <w:pPr>
+        <w:pStyle w:val="ListParagraph"/>
+        <w:numPr>
+          <w:ilvl w:val="0"/>
+          <w:numId w:val="2"/>
+        </w:numPr>
+        <w:spacing w:after="40"/>
+      </w:pPr>
+      <w:r>
+        <w:rPr>
+          <w:rFonts w:ascii="Calibri" w:cs="Calibri" w:eastAsia="Calibri" w:hAnsi="Calibri"/>
+          <w:sz w:val="21"/>
+          <w:szCs w:val="21"/>
+        </w:rPr>
+        <w:t xml:space="preserve">So far, facing elimination is priced as a discount, even in New York.</w:t>
+      </w:r>
+    </w:p>
+    <w:p>
+      <w:pPr>
+        <w:pStyle w:val="ListParagraph"/>
+        <w:numPr>
+          <w:ilvl w:val="0"/>
+          <w:numId w:val="2"/>
+        </w:numPr>
+        <w:spacing w:after="40"/>
+      </w:pPr>
+      <w:r>
+        <w:rPr>
+          <w:rFonts w:ascii="Calibri" w:cs="Calibri" w:eastAsia="Calibri" w:hAnsi="Calibri"/>
+          <w:sz w:val="21"/>
+          <w:szCs w:val="21"/>
+        </w:rPr>
+        <w:t xml:space="preserve">The opposite case: the White Sox’s first home playoff game in years sat at a $266 get-in and $513 median two hours before first pitch, the most expensive ticket of the postseason. Scarcity of the moment beats market size.</w:t>
+      </w:r>
+    </w:p>
+    <w:p>
+      <w:pPr>
+        <w:pStyle w:val="Heading2"/>
+        <w:spacing w:after="60" w:before="200"/>
+      </w:pPr>
+      <w:r>
+        <w:rPr>
+          <w:rFonts w:ascii="Calibri" w:cs="Calibri" w:eastAsia="Calibri" w:hAnsi="Calibri"/>
+          <w:color w:val="C9962B"/>
+        </w:rPr>
+        <w:t xml:space="preserve">Status</w:t>
+      </w:r>
+    </w:p>
+    <w:p>
+      <w:pPr>
+        <w:spacing w:after="80"/>
+      </w:pPr>
+      <w:r>
+        <w:rPr>
+          <w:rFonts w:ascii="Calibri" w:cs="Calibri" w:eastAsia="Calibri" w:hAnsi="Calibri"/>
+          <w:sz w:val="21"/>
+          <w:szCs w:val="21"/>
+        </w:rPr>
+        <w:t xml:space="preserve">Series: Rays lead Yankees 2–0 (Game 3 tonight at Yankee Stadium), White Sox lead Guardians 2–0, Dodgers lead Braves 2–1, Brewers lead Padres 2–1.</w:t>
+      </w:r>
+    </w:p>
+    <w:p>
+      <w:pPr>
+        <w:pStyle w:val="Heading2"/>
+        <w:spacing w:after="60" w:before="200"/>
+      </w:pPr>
+      <w:r>
+        <w:rPr>
+          <w:rFonts w:ascii="Calibri" w:cs="Calibri" w:eastAsia="Calibri" w:hAnsi="Calibri"/>
+          <w:color w:val="C9962B"/>
+        </w:rPr>
+        <w:t xml:space="preserve">Tomorrow</w:t>
+      </w:r>
+    </w:p>
+    <w:p>
+      <w:pPr>
+        <w:pStyle w:val="ListParagraph"/>
+        <w:numPr>
+          <w:ilvl w:val="0"/>
+          <w:numId w:val="2"/>
+        </w:numPr>
+        <w:spacing w:after="40"/>
+      </w:pPr>
+      <w:r>
+        <w:rPr>
+          <w:rFonts w:ascii="Calibri" w:cs="Calibri" w:eastAsia="Calibri" w:hAnsi="Calibri"/>
+          <w:sz w:val="21"/>
+          <w:szCs w:val="21"/>
+        </w:rPr>
+        <w:t xml:space="preserve">First SQL session, about an hour: the health check (captures per game) and the price-decay curve (median get-in by hours-to-game), written by me with Claude on the Captures table.</w:t>
+      </w:r>
+    </w:p>
+    <w:p>
+      <w:pPr>
+        <w:pStyle w:val="ListParagraph"/>
+        <w:numPr>
+          <w:ilvl w:val="0"/>
+          <w:numId w:val="2"/>
+        </w:numPr>
+        <w:spacing w:after="40"/>
+      </w:pPr>
+      <w:r>
+        <w:rPr>
+          <w:rFonts w:ascii="Calibri" w:cs="Calibri" w:eastAsia="Calibri" w:hAnsi="Calibri"/>
+          <w:sz w:val="21"/>
+          <w:szCs w:val="21"/>
+        </w:rPr>
+        <w:t xml:space="preserve">Have SQLBolt 7–12 finished tonight.</w:t>
       </w:r>
     </w:p>
     <w:sectPr>

--- a/Pricing-October-Journals.docx
+++ b/Pricing-October-Journals.docx
@@ -3177,6 +3177,318 @@
           <w:szCs w:val="21"/>
         </w:rPr>
         <w:t xml:space="preserve">Have SQLBolt 7–12 finished tonight.</w:t>
+      </w:r>
+    </w:p>
+    <w:p>
+      <w:pPr>
+        <w:pStyle w:val="Heading1"/>
+        <w:spacing w:after="120" w:before="360"/>
+      </w:pPr>
+      <w:r>
+        <w:rPr>
+          <w:rFonts w:ascii="Calibri" w:cs="Calibri" w:eastAsia="Calibri" w:hAnsi="Calibri"/>
+          <w:color w:val="0B1F3A"/>
+        </w:rPr>
+        <w:t xml:space="preserve">Thu Oct 8 – Mon Oct 12 · Division Series close, LCS open, the SQL gets written</w:t>
+      </w:r>
+    </w:p>
+    <w:p>
+      <w:pPr>
+        <w:pStyle w:val="Heading2"/>
+        <w:spacing w:after="60" w:before="200"/>
+      </w:pPr>
+      <w:r>
+        <w:rPr>
+          <w:rFonts w:ascii="Calibri" w:cs="Calibri" w:eastAsia="Calibri" w:hAnsi="Calibri"/>
+          <w:color w:val="C9962B"/>
+        </w:rPr>
+        <w:t xml:space="preserve">What happened</w:t>
+      </w:r>
+    </w:p>
+    <w:p>
+      <w:pPr>
+        <w:pStyle w:val="ListParagraph"/>
+        <w:numPr>
+          <w:ilvl w:val="0"/>
+          <w:numId w:val="2"/>
+        </w:numPr>
+        <w:spacing w:after="40"/>
+      </w:pPr>
+      <w:r>
+        <w:rPr>
+          <w:rFonts w:ascii="Calibri" w:cs="Calibri" w:eastAsia="Calibri" w:hAnsi="Calibri"/>
+          <w:sz w:val="21"/>
+          <w:szCs w:val="21"/>
+        </w:rPr>
+        <w:t xml:space="preserve">Pipeline: 148 of 148 runs green across five days, 126 distinct hours with a run. Nothing missed. 671 captures, 819,753 listings, ~330 credits left (renews Oct 28).</w:t>
+      </w:r>
+    </w:p>
+    <w:p>
+      <w:pPr>
+        <w:pStyle w:val="ListParagraph"/>
+        <w:numPr>
+          <w:ilvl w:val="0"/>
+          <w:numId w:val="2"/>
+        </w:numPr>
+        <w:spacing w:after="40"/>
+      </w:pPr>
+      <w:r>
+        <w:rPr>
+          <w:rFonts w:ascii="Calibri" w:cs="Calibri" w:eastAsia="Calibri" w:hAnsi="Calibri"/>
+          <w:sz w:val="21"/>
+          <w:szCs w:val="21"/>
+        </w:rPr>
+        <w:t xml:space="preserve">Results logged through NLCS Game 1 (results.csv at 33 rows). Rays swept the Yankees 3–0 (Game 3 4–3 at Yankee Stadium). Guardians came back from 0–2 to beat the White Sox 3–2 (9–3, 9–5, then 2–0 at home). Dodgers over Braves 3–1. Brewers over Padres 3–1. NLCS: Brewers 2–1 Dodgers in Game 1. ALCS Rays–Guardians opens tonight.</w:t>
+      </w:r>
+    </w:p>
+    <w:p>
+      <w:pPr>
+        <w:pStyle w:val="ListParagraph"/>
+        <w:numPr>
+          <w:ilvl w:val="0"/>
+          <w:numId w:val="2"/>
+        </w:numPr>
+        <w:spacing w:after="40"/>
+      </w:pPr>
+      <w:r>
+        <w:rPr>
+          <w:rFonts w:ascii="Calibri" w:cs="Calibri" w:eastAsia="Calibri" w:hAnsi="Calibri"/>
+          <w:sz w:val="21"/>
+          <w:szCs w:val="21"/>
+        </w:rPr>
+        <w:t xml:space="preserve">Claude wrote the analysis layer so I can read working queries on my own data instead of toy tables: analysis/00–06 (health, decay curve, rivalry premium, if-necessary, series state, elimination games, window-function velocity) plus run_all.py to execute them. Each file has the question and a plain-English walkthrough at the top and the answer at the bottom.</w:t>
+      </w:r>
+    </w:p>
+    <w:p>
+      <w:pPr>
+        <w:pStyle w:val="ListParagraph"/>
+        <w:numPr>
+          <w:ilvl w:val="0"/>
+          <w:numId w:val="2"/>
+        </w:numPr>
+        <w:spacing w:after="40"/>
+      </w:pPr>
+      <w:r>
+        <w:rPr>
+          <w:rFonts w:ascii="Calibri" w:cs="Calibri" w:eastAsia="Calibri" w:hAnsi="Calibri"/>
+          <w:sz w:val="21"/>
+          <w:szCs w:val="21"/>
+        </w:rPr>
+        <w:t xml:space="preserve">Database got two helper views: `resale` now carries round, game number, if-necessary and TBD flags parsed from the title; `game_results` joins every capture to the results table so a query can ask ‘did the home team win the previous game?’ without string gymnastics. Plus a `teams` lookup table.</w:t>
+      </w:r>
+    </w:p>
+    <w:p>
+      <w:pPr>
+        <w:pStyle w:val="ListParagraph"/>
+        <w:numPr>
+          <w:ilvl w:val="0"/>
+          <w:numId w:val="2"/>
+        </w:numPr>
+        <w:spacing w:after="40"/>
+      </w:pPr>
+      <w:r>
+        <w:rPr>
+          <w:rFonts w:ascii="Calibri" w:cs="Calibri" w:eastAsia="Calibri" w:hAnsi="Calibri"/>
+          <w:sz w:val="21"/>
+          <w:szCs w:val="21"/>
+        </w:rPr>
+        <w:t xml:space="preserve">A real SQL lesson surfaced: the view has a column named `bucket`, and a query alias with the same name silently grouped by the wrong thing. Aliases must not shadow columns.</w:t>
+      </w:r>
+    </w:p>
+    <w:p>
+      <w:pPr>
+        <w:pStyle w:val="Heading2"/>
+        <w:spacing w:after="60" w:before="200"/>
+      </w:pPr>
+      <w:r>
+        <w:rPr>
+          <w:rFonts w:ascii="Calibri" w:cs="Calibri" w:eastAsia="Calibri" w:hAnsi="Calibri"/>
+          <w:color w:val="C9962B"/>
+        </w:rPr>
+        <w:t xml:space="preserve">What the data says</w:t>
+      </w:r>
+    </w:p>
+    <w:p>
+      <w:pPr>
+        <w:pStyle w:val="ListParagraph"/>
+        <w:numPr>
+          <w:ilvl w:val="0"/>
+          <w:numId w:val="2"/>
+        </w:numPr>
+        <w:spacing w:after="40"/>
+      </w:pPr>
+      <w:r>
+        <w:rPr>
+          <w:rFonts w:ascii="Calibri" w:cs="Calibri" w:eastAsia="Calibri" w:hAnsi="Calibri"/>
+          <w:sz w:val="21"/>
+          <w:szCs w:val="21"/>
+        </w:rPr>
+        <w:t xml:space="preserve">Decay curve: Wild Card get-in $72 at 24–48 h → $29 in the final hour; Division Series $132 → $106. Prices fall into first pitch in every round, listings thin by two-thirds, and the last hour is the cheapest hour.</w:t>
+      </w:r>
+    </w:p>
+    <w:p>
+      <w:pPr>
+        <w:pStyle w:val="ListParagraph"/>
+        <w:numPr>
+          <w:ilvl w:val="0"/>
+          <w:numId w:val="2"/>
+        </w:numPr>
+        <w:spacing w:after="40"/>
+      </w:pPr>
+      <w:r>
+        <w:rPr>
+          <w:rFonts w:ascii="Calibri" w:cs="Calibri" w:eastAsia="Calibri" w:hAnsi="Calibri"/>
+          <w:sz w:val="21"/>
+          <w:szCs w:val="21"/>
+        </w:rPr>
+        <w:t xml:space="preserve">Rivalry premium: Yankees–Red Sox Game 1 traded at 2.3× the other Wild Card hosts’ get-in 32 hours out and 3.4× at 9 hours out. The gap widened; the others cut to clear, New York didn’t have to.</w:t>
+      </w:r>
+    </w:p>
+    <w:p>
+      <w:pPr>
+        <w:pStyle w:val="ListParagraph"/>
+        <w:numPr>
+          <w:ilvl w:val="0"/>
+          <w:numId w:val="2"/>
+        </w:numPr>
+        <w:spacing w:after="40"/>
+      </w:pPr>
+      <w:r>
+        <w:rPr>
+          <w:rFonts w:ascii="Calibri" w:cs="Calibri" w:eastAsia="Calibri" w:hAnsi="Calibri"/>
+          <w:sz w:val="21"/>
+          <w:szCs w:val="21"/>
+        </w:rPr>
+        <w:t xml:space="preserve">If-necessary: there is NO discount versus Game 1. Maybe-games traded at par or above (Yankees +17%, Astros +56%, Brewers G5 +27%) because stakes rise through a series. The discount shows only within a game, before versus after confirmation: the Braves’ forced Game 3 went +21% → +66% → +174% versus Game 1 once it became real. Framing for the memo: uncertainty is priced as a delay, not a discount.</w:t>
+      </w:r>
+    </w:p>
+    <w:p>
+      <w:pPr>
+        <w:pStyle w:val="ListParagraph"/>
+        <w:numPr>
+          <w:ilvl w:val="0"/>
+          <w:numId w:val="2"/>
+        </w:numPr>
+        <w:spacing w:after="40"/>
+      </w:pPr>
+      <w:r>
+        <w:rPr>
+          <w:rFonts w:ascii="Calibri" w:cs="Calibri" w:eastAsia="Calibri" w:hAnsi="Calibri"/>
+          <w:sz w:val="21"/>
+          <w:szCs w:val="21"/>
+        </w:rPr>
+        <w:t xml:space="preserve">Series state: after a home loss, the next home game’s median fell ~26% on average; after a home win, ~10%. Bad news moves prices 2.5× more than good news.</w:t>
+      </w:r>
+    </w:p>
+    <w:p>
+      <w:pPr>
+        <w:pStyle w:val="ListParagraph"/>
+        <w:numPr>
+          <w:ilvl w:val="0"/>
+          <w:numId w:val="2"/>
+        </w:numPr>
+        <w:spacing w:after="40"/>
+      </w:pPr>
+      <w:r>
+        <w:rPr>
+          <w:rFonts w:ascii="Calibri" w:cs="Calibri" w:eastAsia="Calibri" w:hAnsi="Calibri"/>
+          <w:sz w:val="21"/>
+          <w:szCs w:val="21"/>
+        </w:rPr>
+        <w:t xml:space="preserve">Elimination games are priced like ordinary games; the clincher is the premium (+130% in the DS), though both DS clinchers were in Chicago, so the LCS has to separate clinch from market.</w:t>
+      </w:r>
+    </w:p>
+    <w:p>
+      <w:pPr>
+        <w:pStyle w:val="ListParagraph"/>
+        <w:numPr>
+          <w:ilvl w:val="0"/>
+          <w:numId w:val="2"/>
+        </w:numPr>
+        <w:spacing w:after="40"/>
+      </w:pPr>
+      <w:r>
+        <w:rPr>
+          <w:rFonts w:ascii="Calibri" w:cs="Calibri" w:eastAsia="Calibri" w:hAnsi="Calibri"/>
+          <w:sz w:val="21"/>
+          <w:szCs w:val="21"/>
+        </w:rPr>
+        <w:t xml:space="preserve">Velocity: the fastest listing drops all come in the final 6 hours and arrive with falling medians. Listings vanish because sellers cut and clear, not because buyers bid up. Listing count is a supply signal.</w:t>
+      </w:r>
+    </w:p>
+    <w:p>
+      <w:pPr>
+        <w:pStyle w:val="Heading2"/>
+        <w:spacing w:after="60" w:before="200"/>
+      </w:pPr>
+      <w:r>
+        <w:rPr>
+          <w:rFonts w:ascii="Calibri" w:cs="Calibri" w:eastAsia="Calibri" w:hAnsi="Calibri"/>
+          <w:color w:val="C9962B"/>
+        </w:rPr>
+        <w:t xml:space="preserve">Status</w:t>
+      </w:r>
+    </w:p>
+    <w:p>
+      <w:pPr>
+        <w:spacing w:after="80"/>
+      </w:pPr>
+      <w:r>
+        <w:rPr>
+          <w:rFonts w:ascii="Calibri" w:cs="Calibri" w:eastAsia="Calibri" w:hAnsi="Calibri"/>
+          <w:sz w:val="21"/>
+          <w:szCs w:val="21"/>
+        </w:rPr>
+        <w:t xml:space="preserve">Division Series complete. LCS: Brewers lead Dodgers 1–0; Rays–Guardians Game 1 tonight. Queries 0–6 written and answered; the regression (Q7) and the Tableau dashboard are next, on the blueprint’s dates.</w:t>
+      </w:r>
+    </w:p>
+    <w:p>
+      <w:pPr>
+        <w:pStyle w:val="Heading2"/>
+        <w:spacing w:after="60" w:before="200"/>
+      </w:pPr>
+      <w:r>
+        <w:rPr>
+          <w:rFonts w:ascii="Calibri" w:cs="Calibri" w:eastAsia="Calibri" w:hAnsi="Calibri"/>
+          <w:color w:val="C9962B"/>
+        </w:rPr>
+        <w:t xml:space="preserve">Me, this week</w:t>
+      </w:r>
+    </w:p>
+    <w:p>
+      <w:pPr>
+        <w:pStyle w:val="ListParagraph"/>
+        <w:numPr>
+          <w:ilvl w:val="0"/>
+          <w:numId w:val="2"/>
+        </w:numPr>
+        <w:spacing w:after="40"/>
+      </w:pPr>
+      <w:r>
+        <w:rPr>
+          <w:rFonts w:ascii="Calibri" w:cs="Calibri" w:eastAsia="Calibri" w:hAnsi="Calibri"/>
+          <w:sz w:val="21"/>
+          <w:szCs w:val="21"/>
+        </w:rPr>
+        <w:t xml:space="preserve">SQL: finish SQLBolt and Kaggle Intro by Friday. Then run `python3 analysis/run_all.py`, read each file top to bottom, and change one thing in each query to see what moves. That is the manual work from Friday on.</w:t>
+      </w:r>
+    </w:p>
+    <w:p>
+      <w:pPr>
+        <w:pStyle w:val="ListParagraph"/>
+        <w:numPr>
+          <w:ilvl w:val="0"/>
+          <w:numId w:val="2"/>
+        </w:numPr>
+        <w:spacing w:after="40"/>
+      </w:pPr>
+      <w:r>
+        <w:rPr>
+          <w:rFonts w:ascii="Calibri" w:cs="Calibri" w:eastAsia="Calibri" w:hAnsi="Calibri"/>
+          <w:sz w:val="21"/>
+          <w:szCs w:val="21"/>
+        </w:rPr>
+        <w:t xml:space="preserve">Paper bracket.</w:t>
       </w:r>
     </w:p>
     <w:sectPr>
@@ -3391,6 +3703,21 @@
   <w:style w:type="paragraph" w:styleId="Normal" w:default="1">
     <w:name w:val="Normal"/>
     <w:qFormat/>
+  </w:style>
+  <w:style w:type="table" w:styleId="TableNormal" w:default="true">
+    <w:name w:val="Normal Table"/>
+    <w:uiPriority w:val="99"/>
+    <w:semiHidden/>
+    <w:unhideWhenUsed/>
+    <w:tblPr>
+      <w:tblInd w:type="dxa" w:w="0"/>
+      <w:tblCellMar>
+        <w:top w:type="dxa" w:w="0"/>
+        <w:left w:type="dxa" w:w="108"/>
+        <w:bottom w:type="dxa" w:w="0"/>
+        <w:right w:type="dxa" w:w="108"/>
+      </w:tblCellMar>
+    </w:tblPr>
   </w:style>
   <w:style w:type="paragraph" w:styleId="Title">
     <w:name w:val="Title"/>

--- a/Pricing-October-Journals.docx
+++ b/Pricing-October-Journals.docx
@@ -3489,6 +3489,228 @@
           <w:szCs w:val="21"/>
         </w:rPr>
         <w:t xml:space="preserve">Paper bracket.</w:t>
+      </w:r>
+    </w:p>
+    <w:p>
+      <w:pPr>
+        <w:pStyle w:val="Heading1"/>
+        <w:spacing w:after="120" w:before="360"/>
+      </w:pPr>
+      <w:r>
+        <w:rPr>
+          <w:rFonts w:ascii="Calibri" w:cs="Calibri" w:eastAsia="Calibri" w:hAnsi="Calibri"/>
+          <w:color w:val="0B1F3A"/>
+        </w:rPr>
+        <w:t xml:space="preserve">Tue Oct 13 · LCS Game 2s</w:t>
+      </w:r>
+    </w:p>
+    <w:p>
+      <w:pPr>
+        <w:pStyle w:val="Heading2"/>
+        <w:spacing w:after="60" w:before="200"/>
+      </w:pPr>
+      <w:r>
+        <w:rPr>
+          <w:rFonts w:ascii="Calibri" w:cs="Calibri" w:eastAsia="Calibri" w:hAnsi="Calibri"/>
+          <w:color w:val="C9962B"/>
+        </w:rPr>
+        <w:t xml:space="preserve">What happened</w:t>
+      </w:r>
+    </w:p>
+    <w:p>
+      <w:pPr>
+        <w:pStyle w:val="ListParagraph"/>
+        <w:numPr>
+          <w:ilvl w:val="0"/>
+          <w:numId w:val="2"/>
+        </w:numPr>
+        <w:spacing w:after="40"/>
+      </w:pPr>
+      <w:r>
+        <w:rPr>
+          <w:rFonts w:ascii="Calibri" w:cs="Calibri" w:eastAsia="Calibri" w:hAnsi="Calibri"/>
+          <w:sz w:val="21"/>
+          <w:szCs w:val="21"/>
+        </w:rPr>
+        <w:t xml:space="preserve">Check-in: 26 of 26 runs green overnight. 677 captures, 825,517 listings, ~320 credits left.</w:t>
+      </w:r>
+    </w:p>
+    <w:p>
+      <w:pPr>
+        <w:pStyle w:val="ListParagraph"/>
+        <w:numPr>
+          <w:ilvl w:val="0"/>
+          <w:numId w:val="2"/>
+        </w:numPr>
+        <w:spacing w:after="40"/>
+      </w:pPr>
+      <w:r>
+        <w:rPr>
+          <w:rFonts w:ascii="Calibri" w:cs="Calibri" w:eastAsia="Calibri" w:hAnsi="Calibri"/>
+          <w:sz w:val="21"/>
+          <w:szCs w:val="21"/>
+        </w:rPr>
+        <w:t xml:space="preserve">One capture came back with zero listings (a bad read, not a sellout). Added a guard: those count as failed, get re-tried, and the analysis ignores them.</w:t>
+      </w:r>
+    </w:p>
+    <w:p>
+      <w:pPr>
+        <w:pStyle w:val="ListParagraph"/>
+        <w:numPr>
+          <w:ilvl w:val="0"/>
+          <w:numId w:val="2"/>
+        </w:numPr>
+        <w:spacing w:after="40"/>
+      </w:pPr>
+      <w:r>
+        <w:rPr>
+          <w:rFonts w:ascii="Calibri" w:cs="Calibri" w:eastAsia="Calibri" w:hAnsi="Calibri"/>
+          <w:sz w:val="21"/>
+          <w:szCs w:val="21"/>
+        </w:rPr>
+        <w:t xml:space="preserve">Logged NLCS Game 2 (Brewers 7–4 Dodgers; Milwaukee leads 2–0) and ALCS Game 1 (Guardians 7–3 Rays; Cleveland rallied from 0–2, 14 hits). results.csv at 35 rows.</w:t>
+      </w:r>
+    </w:p>
+    <w:p>
+      <w:pPr>
+        <w:pStyle w:val="Heading2"/>
+        <w:spacing w:after="60" w:before="200"/>
+      </w:pPr>
+      <w:r>
+        <w:rPr>
+          <w:rFonts w:ascii="Calibri" w:cs="Calibri" w:eastAsia="Calibri" w:hAnsi="Calibri"/>
+          <w:color w:val="C9962B"/>
+        </w:rPr>
+        <w:t xml:space="preserve">What the data says</w:t>
+      </w:r>
+    </w:p>
+    <w:p>
+      <w:pPr>
+        <w:pStyle w:val="ListParagraph"/>
+        <w:numPr>
+          <w:ilvl w:val="0"/>
+          <w:numId w:val="2"/>
+        </w:numPr>
+        <w:spacing w:after="40"/>
+      </w:pPr>
+      <w:r>
+        <w:rPr>
+          <w:rFonts w:ascii="Calibri" w:cs="Calibri" w:eastAsia="Calibri" w:hAnsi="Calibri"/>
+          <w:sz w:val="21"/>
+          <w:szCs w:val="21"/>
+        </w:rPr>
+        <w:t xml:space="preserve">The first LCS game produced the clearest counter-example yet to ‘the last hour is the cheapest hour.’ Brewers–Dodgers Game 1 in Milwaukee: get-in $191 at 72 hours out, $220 at 6 hours, $260 at 3, $300 in the final hour, with listings falling from 551 to 83. The median rose from $410 to $516 over the last day.</w:t>
+      </w:r>
+    </w:p>
+    <w:p>
+      <w:pPr>
+        <w:pStyle w:val="ListParagraph"/>
+        <w:numPr>
+          <w:ilvl w:val="0"/>
+          <w:numId w:val="2"/>
+        </w:numPr>
+        <w:spacing w:after="40"/>
+      </w:pPr>
+      <w:r>
+        <w:rPr>
+          <w:rFonts w:ascii="Calibri" w:cs="Calibri" w:eastAsia="Calibri" w:hAnsi="Calibri"/>
+          <w:sz w:val="21"/>
+          <w:szCs w:val="21"/>
+        </w:rPr>
+        <w:t xml:space="preserve">Game 2 did the same, more gently ($137 → $179 in the last day). Tampa followed the normal decay ($94 → $61).</w:t>
+      </w:r>
+    </w:p>
+    <w:p>
+      <w:pPr>
+        <w:pStyle w:val="ListParagraph"/>
+        <w:numPr>
+          <w:ilvl w:val="0"/>
+          <w:numId w:val="2"/>
+        </w:numPr>
+        <w:spacing w:after="40"/>
+      </w:pPr>
+      <w:r>
+        <w:rPr>
+          <w:rFonts w:ascii="Calibri" w:cs="Calibri" w:eastAsia="Calibri" w:hAnsi="Calibri"/>
+          <w:sz w:val="21"/>
+          <w:szCs w:val="21"/>
+        </w:rPr>
+        <w:t xml:space="preserve">So the decay curve has a condition: it holds while there is inventory to clear. When a market actually sells out, the last hour is the most expensive hour. Small building, 2–0 at home, true sellout. This is both a memo finding and the counter-argument to expect in an interview.</w:t>
+      </w:r>
+    </w:p>
+    <w:p>
+      <w:pPr>
+        <w:pStyle w:val="Heading2"/>
+        <w:spacing w:after="60" w:before="200"/>
+      </w:pPr>
+      <w:r>
+        <w:rPr>
+          <w:rFonts w:ascii="Calibri" w:cs="Calibri" w:eastAsia="Calibri" w:hAnsi="Calibri"/>
+          <w:color w:val="C9962B"/>
+        </w:rPr>
+        <w:t xml:space="preserve">Status</w:t>
+      </w:r>
+    </w:p>
+    <w:p>
+      <w:pPr>
+        <w:spacing w:after="80"/>
+      </w:pPr>
+      <w:r>
+        <w:rPr>
+          <w:rFonts w:ascii="Calibri" w:cs="Calibri" w:eastAsia="Calibri" w:hAnsi="Calibri"/>
+          <w:sz w:val="21"/>
+          <w:szCs w:val="21"/>
+        </w:rPr>
+        <w:t xml:space="preserve">NLCS: Brewers lead Dodgers 2–0, Game 3 in Los Angeles tomorrow. ALCS: Guardians lead Rays 1–0, Game 2 tonight in Tampa.</w:t>
+      </w:r>
+    </w:p>
+    <w:p>
+      <w:pPr>
+        <w:pStyle w:val="Heading2"/>
+        <w:spacing w:after="60" w:before="200"/>
+      </w:pPr>
+      <w:r>
+        <w:rPr>
+          <w:rFonts w:ascii="Calibri" w:cs="Calibri" w:eastAsia="Calibri" w:hAnsi="Calibri"/>
+          <w:color w:val="C9962B"/>
+        </w:rPr>
+        <w:t xml:space="preserve">Tomorrow</w:t>
+      </w:r>
+    </w:p>
+    <w:p>
+      <w:pPr>
+        <w:pStyle w:val="ListParagraph"/>
+        <w:numPr>
+          <w:ilvl w:val="0"/>
+          <w:numId w:val="2"/>
+        </w:numPr>
+        <w:spacing w:after="40"/>
+      </w:pPr>
+      <w:r>
+        <w:rPr>
+          <w:rFonts w:ascii="Calibri" w:cs="Calibri" w:eastAsia="Calibri" w:hAnsi="Calibri"/>
+          <w:sz w:val="21"/>
+          <w:szCs w:val="21"/>
+        </w:rPr>
+        <w:t xml:space="preserve">SQL day 2: SQLBolt lessons 7–12 (JOINs, NULLs, expressions, GROUP BY).</w:t>
+      </w:r>
+    </w:p>
+    <w:p>
+      <w:pPr>
+        <w:pStyle w:val="ListParagraph"/>
+        <w:numPr>
+          <w:ilvl w:val="0"/>
+          <w:numId w:val="2"/>
+        </w:numPr>
+        <w:spacing w:after="40"/>
+      </w:pPr>
+      <w:r>
+        <w:rPr>
+          <w:rFonts w:ascii="Calibri" w:cs="Calibri" w:eastAsia="Calibri" w:hAnsi="Calibri"/>
+          <w:sz w:val="21"/>
+          <w:szCs w:val="21"/>
+        </w:rPr>
+        <w:t xml:space="preserve">Results for NLCS Game 3 and ALCS Game 2.</w:t>
       </w:r>
     </w:p>
     <w:sectPr>

--- a/Pricing-October-Journals.docx
+++ b/Pricing-October-Journals.docx
@@ -3711,6 +3711,697 @@
           <w:szCs w:val="21"/>
         </w:rPr>
         <w:t xml:space="preserve">Results for NLCS Game 3 and ALCS Game 2.</w:t>
+      </w:r>
+    </w:p>
+    <w:p>
+      <w:pPr>
+        <w:pStyle w:val="Heading1"/>
+        <w:spacing w:after="120" w:before="360"/>
+      </w:pPr>
+      <w:r>
+        <w:rPr>
+          <w:rFonts w:ascii="Calibri" w:cs="Calibri" w:eastAsia="Calibri" w:hAnsi="Calibri"/>
+          <w:color w:val="0B1F3A"/>
+        </w:rPr>
+        <w:t xml:space="preserve">Wed Oct 14 – Thu Oct 22 · LCS, the World Series matchup, and a decision</w:t>
+      </w:r>
+    </w:p>
+    <w:p>
+      <w:pPr>
+        <w:pStyle w:val="Heading2"/>
+        <w:spacing w:after="60" w:before="200"/>
+      </w:pPr>
+      <w:r>
+        <w:rPr>
+          <w:rFonts w:ascii="Calibri" w:cs="Calibri" w:eastAsia="Calibri" w:hAnsi="Calibri"/>
+          <w:color w:val="C9962B"/>
+        </w:rPr>
+        <w:t xml:space="preserve">What happened</w:t>
+      </w:r>
+    </w:p>
+    <w:p>
+      <w:pPr>
+        <w:pStyle w:val="ListParagraph"/>
+        <w:numPr>
+          <w:ilvl w:val="0"/>
+          <w:numId w:val="2"/>
+        </w:numPr>
+        <w:spacing w:after="40"/>
+      </w:pPr>
+      <w:r>
+        <w:rPr>
+          <w:rFonts w:ascii="Calibri" w:cs="Calibri" w:eastAsia="Calibri" w:hAnsi="Calibri"/>
+          <w:sz w:val="21"/>
+          <w:szCs w:val="21"/>
+        </w:rPr>
+        <w:t xml:space="preserve">Pipeline: 237 of 237 runs green across nine days. It has not needed a hand since Oct 7.</w:t>
+      </w:r>
+    </w:p>
+    <w:p>
+      <w:pPr>
+        <w:pStyle w:val="ListParagraph"/>
+        <w:numPr>
+          <w:ilvl w:val="0"/>
+          <w:numId w:val="2"/>
+        </w:numPr>
+        <w:spacing w:after="40"/>
+      </w:pPr>
+      <w:r>
+        <w:rPr>
+          <w:rFonts w:ascii="Calibri" w:cs="Calibri" w:eastAsia="Calibri" w:hAnsi="Calibri"/>
+          <w:sz w:val="21"/>
+          <w:szCs w:val="21"/>
+        </w:rPr>
+        <w:t xml:space="preserve">Results logged through the ALCS (results.csv at 46 rows). Brewers swept the Dodgers 4–0 (first World Series since 1982; defending champs out). Rays beat the Guardians 4–2, clinching 7–3 in Game 6. World Series: Rays at Brewers, Game 1 Oct 23 in Milwaukee.</w:t>
+      </w:r>
+    </w:p>
+    <w:p>
+      <w:pPr>
+        <w:pStyle w:val="ListParagraph"/>
+        <w:numPr>
+          <w:ilvl w:val="0"/>
+          <w:numId w:val="2"/>
+        </w:numPr>
+        <w:spacing w:after="40"/>
+      </w:pPr>
+      <w:r>
+        <w:rPr>
+          <w:rFonts w:ascii="Calibri" w:cs="Calibri" w:eastAsia="Calibri" w:hAnsi="Calibri"/>
+          <w:sz w:val="21"/>
+          <w:szCs w:val="21"/>
+        </w:rPr>
+        <w:t xml:space="preserve">Decision: with school taking priority, I’m not learning SQL this fall. This project becomes a data-collection project for now; the analysis happens when I pick up SQL. I cancelled the tickets.dev renewal (Oct 28), so resale captures end around Oct 27 after World Series Games 1–3. The free SeatGeek and Ticketmaster snapshots keep running through the end of the Series.</w:t>
+      </w:r>
+    </w:p>
+    <w:p>
+      <w:pPr>
+        <w:pStyle w:val="Heading2"/>
+        <w:spacing w:after="60" w:before="200"/>
+      </w:pPr>
+      <w:r>
+        <w:rPr>
+          <w:rFonts w:ascii="Calibri" w:cs="Calibri" w:eastAsia="Calibri" w:hAnsi="Calibri"/>
+          <w:color w:val="C9962B"/>
+        </w:rPr>
+        <w:t xml:space="preserve">What the data says</w:t>
+      </w:r>
+    </w:p>
+    <w:p>
+      <w:pPr>
+        <w:pStyle w:val="ListParagraph"/>
+        <w:numPr>
+          <w:ilvl w:val="0"/>
+          <w:numId w:val="2"/>
+        </w:numPr>
+        <w:spacing w:after="40"/>
+      </w:pPr>
+      <w:r>
+        <w:rPr>
+          <w:rFonts w:ascii="Calibri" w:cs="Calibri" w:eastAsia="Calibri" w:hAnsi="Calibri"/>
+          <w:sz w:val="21"/>
+          <w:szCs w:val="21"/>
+        </w:rPr>
+        <w:t xml:space="preserve">The Dodgers’ elimination game in a 56,000-seat stadium decayed hard (get-in $92 → $70, median $223 → $101, 2,368 → 541 listings). Milwaukee’s sellout went the other way the same week. One variable decides the curve: whether the inventory clears.</w:t>
+      </w:r>
+    </w:p>
+    <w:p>
+      <w:pPr>
+        <w:pStyle w:val="ListParagraph"/>
+        <w:numPr>
+          <w:ilvl w:val="0"/>
+          <w:numId w:val="2"/>
+        </w:numPr>
+        <w:spacing w:after="40"/>
+      </w:pPr>
+      <w:r>
+        <w:rPr>
+          <w:rFonts w:ascii="Calibri" w:cs="Calibri" w:eastAsia="Calibri" w:hAnsi="Calibri"/>
+          <w:sz w:val="21"/>
+          <w:szCs w:val="21"/>
+        </w:rPr>
+        <w:t xml:space="preserve">The World Series opener in Milwaukee listed at a $2,836 get-in and $4,545 median three days out, with ~250 listings. The cheapest Wild Card ticket three weeks earlier was $18.</w:t>
+      </w:r>
+    </w:p>
+    <w:p>
+      <w:pPr>
+        <w:pStyle w:val="Heading2"/>
+        <w:spacing w:after="60" w:before="200"/>
+      </w:pPr>
+      <w:r>
+        <w:rPr>
+          <w:rFonts w:ascii="Calibri" w:cs="Calibri" w:eastAsia="Calibri" w:hAnsi="Calibri"/>
+          <w:color w:val="C9962B"/>
+        </w:rPr>
+        <w:t xml:space="preserve">The dataset, as it stands</w:t>
+      </w:r>
+    </w:p>
+    <w:tbl>
+      <w:tblPr>
+        <w:tblW w:type="dxa" w:w="9360"/>
+        <w:tblBorders>
+          <w:top w:val="single" w:color="auto" w:sz="4"/>
+          <w:left w:val="single" w:color="auto" w:sz="4"/>
+          <w:bottom w:val="single" w:color="auto" w:sz="4"/>
+          <w:right w:val="single" w:color="auto" w:sz="4"/>
+          <w:insideH w:val="single" w:color="auto" w:sz="4"/>
+          <w:insideV w:val="single" w:color="auto" w:sz="4"/>
+        </w:tblBorders>
+      </w:tblPr>
+      <w:tblGrid>
+        <w:gridCol w:w="6000"/>
+        <w:gridCol w:w="3360"/>
+      </w:tblGrid>
+      <w:tr>
+        <w:trPr>
+          <w:tblHeader/>
+        </w:trPr>
+        <w:tc>
+          <w:tcPr>
+            <w:tcW w:type="dxa" w:w="6000"/>
+            <w:shd w:fill="0B1F3A" w:color="auto" w:val="clear"/>
+            <w:tcMar>
+              <w:top w:type="dxa" w:w="60"/>
+              <w:left w:type="dxa" w:w="100"/>
+              <w:bottom w:type="dxa" w:w="60"/>
+              <w:right w:type="dxa" w:w="100"/>
+            </w:tcMar>
+          </w:tcPr>
+          <w:p>
+            <w:r>
+              <w:rPr>
+                <w:rFonts w:ascii="Calibri" w:cs="Calibri" w:eastAsia="Calibri" w:hAnsi="Calibri"/>
+                <w:b/>
+                <w:bCs/>
+                <w:color w:val="FFFFFF"/>
+                <w:sz w:val="19"/>
+                <w:szCs w:val="19"/>
+              </w:rPr>
+              <w:t xml:space="preserve">What</w:t>
+            </w:r>
+          </w:p>
+        </w:tc>
+        <w:tc>
+          <w:tcPr>
+            <w:tcW w:type="dxa" w:w="3360"/>
+            <w:shd w:fill="0B1F3A" w:color="auto" w:val="clear"/>
+            <w:tcMar>
+              <w:top w:type="dxa" w:w="60"/>
+              <w:left w:type="dxa" w:w="100"/>
+              <w:bottom w:type="dxa" w:w="60"/>
+              <w:right w:type="dxa" w:w="100"/>
+            </w:tcMar>
+          </w:tcPr>
+          <w:p>
+            <w:r>
+              <w:rPr>
+                <w:rFonts w:ascii="Calibri" w:cs="Calibri" w:eastAsia="Calibri" w:hAnsi="Calibri"/>
+                <w:b/>
+                <w:bCs/>
+                <w:color w:val="FFFFFF"/>
+                <w:sz w:val="19"/>
+                <w:szCs w:val="19"/>
+              </w:rPr>
+              <w:t xml:space="preserve">Count</w:t>
+            </w:r>
+          </w:p>
+        </w:tc>
+      </w:tr>
+      <w:tr>
+        <w:tc>
+          <w:tcPr>
+            <w:tcW w:type="dxa" w:w="6000"/>
+            <w:tcMar>
+              <w:top w:type="dxa" w:w="60"/>
+              <w:left w:type="dxa" w:w="100"/>
+              <w:bottom w:type="dxa" w:w="60"/>
+              <w:right w:type="dxa" w:w="100"/>
+            </w:tcMar>
+          </w:tcPr>
+          <w:p>
+            <w:r>
+              <w:rPr>
+                <w:rFonts w:ascii="Calibri" w:cs="Calibri" w:eastAsia="Calibri" w:hAnsi="Calibri"/>
+                <w:b w:val="false"/>
+                <w:bCs w:val="false"/>
+                <w:sz w:val="19"/>
+                <w:szCs w:val="19"/>
+              </w:rPr>
+              <w:t xml:space="preserve">Resale captures (one price snapshot of one game)</w:t>
+            </w:r>
+          </w:p>
+        </w:tc>
+        <w:tc>
+          <w:tcPr>
+            <w:tcW w:type="dxa" w:w="3360"/>
+            <w:tcMar>
+              <w:top w:type="dxa" w:w="60"/>
+              <w:left w:type="dxa" w:w="100"/>
+              <w:bottom w:type="dxa" w:w="60"/>
+              <w:right w:type="dxa" w:w="100"/>
+            </w:tcMar>
+          </w:tcPr>
+          <w:p>
+            <w:r>
+              <w:rPr>
+                <w:rFonts w:ascii="Calibri" w:cs="Calibri" w:eastAsia="Calibri" w:hAnsi="Calibri"/>
+                <w:b w:val="false"/>
+                <w:bCs w:val="false"/>
+                <w:sz w:val="19"/>
+                <w:szCs w:val="19"/>
+              </w:rPr>
+              <w:t xml:space="preserve">738</w:t>
+            </w:r>
+          </w:p>
+        </w:tc>
+      </w:tr>
+      <w:tr>
+        <w:tc>
+          <w:tcPr>
+            <w:tcW w:type="dxa" w:w="6000"/>
+            <w:tcMar>
+              <w:top w:type="dxa" w:w="60"/>
+              <w:left w:type="dxa" w:w="100"/>
+              <w:bottom w:type="dxa" w:w="60"/>
+              <w:right w:type="dxa" w:w="100"/>
+            </w:tcMar>
+          </w:tcPr>
+          <w:p>
+            <w:r>
+              <w:rPr>
+                <w:rFonts w:ascii="Calibri" w:cs="Calibri" w:eastAsia="Calibri" w:hAnsi="Calibri"/>
+                <w:b w:val="false"/>
+                <w:bCs w:val="false"/>
+                <w:sz w:val="19"/>
+                <w:szCs w:val="19"/>
+              </w:rPr>
+              <w:t xml:space="preserve">Individual listings (section, row, price, fees)</w:t>
+            </w:r>
+          </w:p>
+        </w:tc>
+        <w:tc>
+          <w:tcPr>
+            <w:tcW w:type="dxa" w:w="3360"/>
+            <w:tcMar>
+              <w:top w:type="dxa" w:w="60"/>
+              <w:left w:type="dxa" w:w="100"/>
+              <w:bottom w:type="dxa" w:w="60"/>
+              <w:right w:type="dxa" w:w="100"/>
+            </w:tcMar>
+          </w:tcPr>
+          <w:p>
+            <w:r>
+              <w:rPr>
+                <w:rFonts w:ascii="Calibri" w:cs="Calibri" w:eastAsia="Calibri" w:hAnsi="Calibri"/>
+                <w:b w:val="false"/>
+                <w:bCs w:val="false"/>
+                <w:sz w:val="19"/>
+                <w:szCs w:val="19"/>
+              </w:rPr>
+              <w:t xml:space="preserve">871,409</w:t>
+            </w:r>
+          </w:p>
+        </w:tc>
+      </w:tr>
+      <w:tr>
+        <w:tc>
+          <w:tcPr>
+            <w:tcW w:type="dxa" w:w="6000"/>
+            <w:tcMar>
+              <w:top w:type="dxa" w:w="60"/>
+              <w:left w:type="dxa" w:w="100"/>
+              <w:bottom w:type="dxa" w:w="60"/>
+              <w:right w:type="dxa" w:w="100"/>
+            </w:tcMar>
+          </w:tcPr>
+          <w:p>
+            <w:r>
+              <w:rPr>
+                <w:rFonts w:ascii="Calibri" w:cs="Calibri" w:eastAsia="Calibri" w:hAnsi="Calibri"/>
+                <w:b w:val="false"/>
+                <w:bCs w:val="false"/>
+                <w:sz w:val="19"/>
+                <w:szCs w:val="19"/>
+              </w:rPr>
+              <w:t xml:space="preserve">SeatGeek game snapshots (hourly, every listed game)</w:t>
+            </w:r>
+          </w:p>
+        </w:tc>
+        <w:tc>
+          <w:tcPr>
+            <w:tcW w:type="dxa" w:w="3360"/>
+            <w:tcMar>
+              <w:top w:type="dxa" w:w="60"/>
+              <w:left w:type="dxa" w:w="100"/>
+              <w:bottom w:type="dxa" w:w="60"/>
+              <w:right w:type="dxa" w:w="100"/>
+            </w:tcMar>
+          </w:tcPr>
+          <w:p>
+            <w:r>
+              <w:rPr>
+                <w:rFonts w:ascii="Calibri" w:cs="Calibri" w:eastAsia="Calibri" w:hAnsi="Calibri"/>
+                <w:b w:val="false"/>
+                <w:bCs w:val="false"/>
+                <w:sz w:val="19"/>
+                <w:szCs w:val="19"/>
+              </w:rPr>
+              <w:t xml:space="preserve">40,813</w:t>
+            </w:r>
+          </w:p>
+        </w:tc>
+      </w:tr>
+      <w:tr>
+        <w:tc>
+          <w:tcPr>
+            <w:tcW w:type="dxa" w:w="6000"/>
+            <w:tcMar>
+              <w:top w:type="dxa" w:w="60"/>
+              <w:left w:type="dxa" w:w="100"/>
+              <w:bottom w:type="dxa" w:w="60"/>
+              <w:right w:type="dxa" w:w="100"/>
+            </w:tcMar>
+          </w:tcPr>
+          <w:p>
+            <w:r>
+              <w:rPr>
+                <w:rFonts w:ascii="Calibri" w:cs="Calibri" w:eastAsia="Calibri" w:hAnsi="Calibri"/>
+                <w:b w:val="false"/>
+                <w:bCs w:val="false"/>
+                <w:sz w:val="19"/>
+                <w:szCs w:val="19"/>
+              </w:rPr>
+              <w:t xml:space="preserve">Ticketmaster status rows</w:t>
+            </w:r>
+          </w:p>
+        </w:tc>
+        <w:tc>
+          <w:tcPr>
+            <w:tcW w:type="dxa" w:w="3360"/>
+            <w:tcMar>
+              <w:top w:type="dxa" w:w="60"/>
+              <w:left w:type="dxa" w:w="100"/>
+              <w:bottom w:type="dxa" w:w="60"/>
+              <w:right w:type="dxa" w:w="100"/>
+            </w:tcMar>
+          </w:tcPr>
+          <w:p>
+            <w:r>
+              <w:rPr>
+                <w:rFonts w:ascii="Calibri" w:cs="Calibri" w:eastAsia="Calibri" w:hAnsi="Calibri"/>
+                <w:b w:val="false"/>
+                <w:bCs w:val="false"/>
+                <w:sz w:val="19"/>
+                <w:szCs w:val="19"/>
+              </w:rPr>
+              <w:t xml:space="preserve">25,364</w:t>
+            </w:r>
+          </w:p>
+        </w:tc>
+      </w:tr>
+      <w:tr>
+        <w:tc>
+          <w:tcPr>
+            <w:tcW w:type="dxa" w:w="6000"/>
+            <w:tcMar>
+              <w:top w:type="dxa" w:w="60"/>
+              <w:left w:type="dxa" w:w="100"/>
+              <w:bottom w:type="dxa" w:w="60"/>
+              <w:right w:type="dxa" w:w="100"/>
+            </w:tcMar>
+          </w:tcPr>
+          <w:p>
+            <w:r>
+              <w:rPr>
+                <w:rFonts w:ascii="Calibri" w:cs="Calibri" w:eastAsia="Calibri" w:hAnsi="Calibri"/>
+                <w:b w:val="false"/>
+                <w:bCs w:val="false"/>
+                <w:sz w:val="19"/>
+                <w:szCs w:val="19"/>
+              </w:rPr>
+              <w:t xml:space="preserve">Postseason games with full price curves</w:t>
+            </w:r>
+          </w:p>
+        </w:tc>
+        <w:tc>
+          <w:tcPr>
+            <w:tcW w:type="dxa" w:w="3360"/>
+            <w:tcMar>
+              <w:top w:type="dxa" w:w="60"/>
+              <w:left w:type="dxa" w:w="100"/>
+              <w:bottom w:type="dxa" w:w="60"/>
+              <w:right w:type="dxa" w:w="100"/>
+            </w:tcMar>
+          </w:tcPr>
+          <w:p>
+            <w:r>
+              <w:rPr>
+                <w:rFonts w:ascii="Calibri" w:cs="Calibri" w:eastAsia="Calibri" w:hAnsi="Calibri"/>
+                <w:b w:val="false"/>
+                <w:bCs w:val="false"/>
+                <w:sz w:val="19"/>
+                <w:szCs w:val="19"/>
+              </w:rPr>
+              <w:t xml:space="preserve">74</w:t>
+            </w:r>
+          </w:p>
+        </w:tc>
+      </w:tr>
+      <w:tr>
+        <w:tc>
+          <w:tcPr>
+            <w:tcW w:type="dxa" w:w="6000"/>
+            <w:tcMar>
+              <w:top w:type="dxa" w:w="60"/>
+              <w:left w:type="dxa" w:w="100"/>
+              <w:bottom w:type="dxa" w:w="60"/>
+              <w:right w:type="dxa" w:w="100"/>
+            </w:tcMar>
+          </w:tcPr>
+          <w:p>
+            <w:r>
+              <w:rPr>
+                <w:rFonts w:ascii="Calibri" w:cs="Calibri" w:eastAsia="Calibri" w:hAnsi="Calibri"/>
+                <w:b w:val="false"/>
+                <w:bCs w:val="false"/>
+                <w:sz w:val="19"/>
+                <w:szCs w:val="19"/>
+              </w:rPr>
+              <w:t xml:space="preserve">Completed series</w:t>
+            </w:r>
+          </w:p>
+        </w:tc>
+        <w:tc>
+          <w:tcPr>
+            <w:tcW w:type="dxa" w:w="3360"/>
+            <w:tcMar>
+              <w:top w:type="dxa" w:w="60"/>
+              <w:left w:type="dxa" w:w="100"/>
+              <w:bottom w:type="dxa" w:w="60"/>
+              <w:right w:type="dxa" w:w="100"/>
+            </w:tcMar>
+          </w:tcPr>
+          <w:p>
+            <w:r>
+              <w:rPr>
+                <w:rFonts w:ascii="Calibri" w:cs="Calibri" w:eastAsia="Calibri" w:hAnsi="Calibri"/>
+                <w:b w:val="false"/>
+                <w:bCs w:val="false"/>
+                <w:sz w:val="19"/>
+                <w:szCs w:val="19"/>
+              </w:rPr>
+              <w:t xml:space="preserve">11 (plus the World Series in progress)</w:t>
+            </w:r>
+          </w:p>
+        </w:tc>
+      </w:tr>
+      <w:tr>
+        <w:tc>
+          <w:tcPr>
+            <w:tcW w:type="dxa" w:w="6000"/>
+            <w:tcMar>
+              <w:top w:type="dxa" w:w="60"/>
+              <w:left w:type="dxa" w:w="100"/>
+              <w:bottom w:type="dxa" w:w="60"/>
+              <w:right w:type="dxa" w:w="100"/>
+            </w:tcMar>
+          </w:tcPr>
+          <w:p>
+            <w:r>
+              <w:rPr>
+                <w:rFonts w:ascii="Calibri" w:cs="Calibri" w:eastAsia="Calibri" w:hAnsi="Calibri"/>
+                <w:b w:val="false"/>
+                <w:bCs w:val="false"/>
+                <w:sz w:val="19"/>
+                <w:szCs w:val="19"/>
+              </w:rPr>
+              <w:t xml:space="preserve">Hand-logged results</w:t>
+            </w:r>
+          </w:p>
+        </w:tc>
+        <w:tc>
+          <w:tcPr>
+            <w:tcW w:type="dxa" w:w="3360"/>
+            <w:tcMar>
+              <w:top w:type="dxa" w:w="60"/>
+              <w:left w:type="dxa" w:w="100"/>
+              <w:bottom w:type="dxa" w:w="60"/>
+              <w:right w:type="dxa" w:w="100"/>
+            </w:tcMar>
+          </w:tcPr>
+          <w:p>
+            <w:r>
+              <w:rPr>
+                <w:rFonts w:ascii="Calibri" w:cs="Calibri" w:eastAsia="Calibri" w:hAnsi="Calibri"/>
+                <w:b w:val="false"/>
+                <w:bCs w:val="false"/>
+                <w:sz w:val="19"/>
+                <w:szCs w:val="19"/>
+              </w:rPr>
+              <w:t xml:space="preserve">46</w:t>
+            </w:r>
+          </w:p>
+        </w:tc>
+      </w:tr>
+      <w:tr>
+        <w:tc>
+          <w:tcPr>
+            <w:tcW w:type="dxa" w:w="6000"/>
+            <w:tcMar>
+              <w:top w:type="dxa" w:w="60"/>
+              <w:left w:type="dxa" w:w="100"/>
+              <w:bottom w:type="dxa" w:w="60"/>
+              <w:right w:type="dxa" w:w="100"/>
+            </w:tcMar>
+          </w:tcPr>
+          <w:p>
+            <w:r>
+              <w:rPr>
+                <w:rFonts w:ascii="Calibri" w:cs="Calibri" w:eastAsia="Calibri" w:hAnsi="Calibri"/>
+                <w:b w:val="false"/>
+                <w:bCs w:val="false"/>
+                <w:sz w:val="19"/>
+                <w:szCs w:val="19"/>
+              </w:rPr>
+              <w:t xml:space="preserve">Size</w:t>
+            </w:r>
+          </w:p>
+        </w:tc>
+        <w:tc>
+          <w:tcPr>
+            <w:tcW w:type="dxa" w:w="3360"/>
+            <w:tcMar>
+              <w:top w:type="dxa" w:w="60"/>
+              <w:left w:type="dxa" w:w="100"/>
+              <w:bottom w:type="dxa" w:w="60"/>
+              <w:right w:type="dxa" w:w="100"/>
+            </w:tcMar>
+          </w:tcPr>
+          <w:p>
+            <w:r>
+              <w:rPr>
+                <w:rFonts w:ascii="Calibri" w:cs="Calibri" w:eastAsia="Calibri" w:hAnsi="Calibri"/>
+                <w:b w:val="false"/>
+                <w:bCs w:val="false"/>
+                <w:sz w:val="19"/>
+                <w:szCs w:val="19"/>
+              </w:rPr>
+              <w:t xml:space="preserve">234 MB, all on GitHub</w:t>
+            </w:r>
+          </w:p>
+        </w:tc>
+      </w:tr>
+    </w:tbl>
+    <w:p>
+      <w:pPr>
+        <w:pStyle w:val="Heading2"/>
+        <w:spacing w:after="60" w:before="200"/>
+      </w:pPr>
+      <w:r>
+        <w:rPr>
+          <w:rFonts w:ascii="Calibri" w:cs="Calibri" w:eastAsia="Calibri" w:hAnsi="Calibri"/>
+          <w:color w:val="C9962B"/>
+        </w:rPr>
+        <w:t xml:space="preserve">Why that is enough</w:t>
+      </w:r>
+    </w:p>
+    <w:p>
+      <w:pPr>
+        <w:spacing w:after="80"/>
+      </w:pPr>
+      <w:r>
+        <w:rPr>
+          <w:rFonts w:ascii="Calibri" w:cs="Calibri" w:eastAsia="Calibri" w:hAnsi="Calibri"/>
+          <w:sz w:val="21"/>
+          <w:szCs w:val="21"/>
+        </w:rPr>
+        <w:t xml:space="preserve">The project’s questions are answered by comparing series, and there are eleven complete ones across three rounds. The World Series is one more, and an unusual one. Losing its last games costs a footnote, not a finding. The limit was never data; it was my time to analyze it, which is now deferred on purpose. A clean, documented ‘collected Sep 28 – Oct 27’ beats a ragged one.</w:t>
+      </w:r>
+    </w:p>
+    <w:p>
+      <w:pPr>
+        <w:pStyle w:val="Heading2"/>
+        <w:spacing w:after="60" w:before="200"/>
+      </w:pPr>
+      <w:r>
+        <w:rPr>
+          <w:rFonts w:ascii="Calibri" w:cs="Calibri" w:eastAsia="Calibri" w:hAnsi="Calibri"/>
+          <w:color w:val="C9962B"/>
+        </w:rPr>
+        <w:t xml:space="preserve">What happens next</w:t>
+      </w:r>
+    </w:p>
+    <w:p>
+      <w:pPr>
+        <w:pStyle w:val="ListParagraph"/>
+        <w:numPr>
+          <w:ilvl w:val="0"/>
+          <w:numId w:val="2"/>
+        </w:numPr>
+        <w:spacing w:after="40"/>
+      </w:pPr>
+      <w:r>
+        <w:rPr>
+          <w:rFonts w:ascii="Calibri" w:cs="Calibri" w:eastAsia="Calibri" w:hAnsi="Calibri"/>
+          <w:sz w:val="21"/>
+          <w:szCs w:val="21"/>
+        </w:rPr>
+        <w:t xml:space="preserve">Oct 28: the hourly job switches to snapshots-only so it stops attempting captures.</w:t>
+      </w:r>
+    </w:p>
+    <w:p>
+      <w:pPr>
+        <w:pStyle w:val="ListParagraph"/>
+        <w:numPr>
+          <w:ilvl w:val="0"/>
+          <w:numId w:val="2"/>
+        </w:numPr>
+        <w:spacing w:after="40"/>
+      </w:pPr>
+      <w:r>
+        <w:rPr>
+          <w:rFonts w:ascii="Calibri" w:cs="Calibri" w:eastAsia="Calibri" w:hAnsi="Calibri"/>
+          <w:sz w:val="21"/>
+          <w:szCs w:val="21"/>
+        </w:rPr>
+        <w:t xml:space="preserve">After the last World Series game: close-out. Final results rows, refreshed workbook, a README stating exactly what the dataset is, its date range and its limits. Then it sits on GitHub, finished.</w:t>
+      </w:r>
+    </w:p>
+    <w:p>
+      <w:pPr>
+        <w:pStyle w:val="ListParagraph"/>
+        <w:numPr>
+          <w:ilvl w:val="0"/>
+          <w:numId w:val="2"/>
+        </w:numPr>
+        <w:spacing w:after="40"/>
+      </w:pPr>
+      <w:r>
+        <w:rPr>
+          <w:rFonts w:ascii="Calibri" w:cs="Calibri" w:eastAsia="Calibri" w:hAnsi="Calibri"/>
+          <w:sz w:val="21"/>
+          <w:szCs w:val="21"/>
+        </w:rPr>
+        <w:t xml:space="preserve">When I come back with SQL: the entry point is python3 analysis/run_all.py. Seven questions, already answered, waiting for me to argue with them.</w:t>
       </w:r>
     </w:p>
     <w:sectPr>

--- a/Pricing-October-Journals.docx
+++ b/Pricing-October-Journals.docx
@@ -4402,6 +4402,282 @@
           <w:szCs w:val="21"/>
         </w:rPr>
         <w:t xml:space="preserve">When I come back with SQL: the entry point is python3 analysis/run_all.py. Seven questions, already answered, waiting for me to argue with them.</w:t>
+      </w:r>
+    </w:p>
+    <w:p>
+      <w:pPr>
+        <w:pStyle w:val="Heading1"/>
+        <w:spacing w:after="120" w:before="360"/>
+      </w:pPr>
+      <w:r>
+        <w:rPr>
+          <w:rFonts w:ascii="Calibri" w:cs="Calibri" w:eastAsia="Calibri" w:hAnsi="Calibri"/>
+          <w:color w:val="0B1F3A"/>
+        </w:rPr>
+        <w:t xml:space="preserve">Wed Oct 28 · World Series Game 5 day</w:t>
+      </w:r>
+    </w:p>
+    <w:p>
+      <w:pPr>
+        <w:pStyle w:val="Heading2"/>
+        <w:spacing w:after="60" w:before="200"/>
+      </w:pPr>
+      <w:r>
+        <w:rPr>
+          <w:rFonts w:ascii="Calibri" w:cs="Calibri" w:eastAsia="Calibri" w:hAnsi="Calibri"/>
+          <w:color w:val="C9962B"/>
+        </w:rPr>
+        <w:t xml:space="preserve">What happened</w:t>
+      </w:r>
+    </w:p>
+    <w:p>
+      <w:pPr>
+        <w:pStyle w:val="ListParagraph"/>
+        <w:numPr>
+          <w:ilvl w:val="0"/>
+          <w:numId w:val="2"/>
+        </w:numPr>
+        <w:spacing w:after="40"/>
+      </w:pPr>
+      <w:r>
+        <w:rPr>
+          <w:rFonts w:ascii="Calibri" w:cs="Calibri" w:eastAsia="Calibri" w:hAnsi="Calibri"/>
+          <w:sz w:val="21"/>
+          <w:szCs w:val="21"/>
+        </w:rPr>
+        <w:t xml:space="preserve">Check-in: 178 of 178 runs green since Oct 22. Nothing has needed a hand in three weeks.</w:t>
+      </w:r>
+    </w:p>
+    <w:p>
+      <w:pPr>
+        <w:pStyle w:val="ListParagraph"/>
+        <w:numPr>
+          <w:ilvl w:val="0"/>
+          <w:numId w:val="2"/>
+        </w:numPr>
+        <w:spacing w:after="40"/>
+      </w:pPr>
+      <w:r>
+        <w:rPr>
+          <w:rFonts w:ascii="Calibri" w:cs="Calibri" w:eastAsia="Calibri" w:hAnsi="Calibri"/>
+          <w:sz w:val="21"/>
+          <w:szCs w:val="21"/>
+        </w:rPr>
+        <w:t xml:space="preserve">Nice surprise: tickets.dev kept honoring the key through today even though the renewal was cancelled, so World Series Games 1–4 got their full seven-point price curves and Game 5 is being captured. Final tally so far: 771 captures, 890,310 listings, 43,601 game snapshots.</w:t>
+      </w:r>
+    </w:p>
+    <w:p>
+      <w:pPr>
+        <w:pStyle w:val="ListParagraph"/>
+        <w:numPr>
+          <w:ilvl w:val="0"/>
+          <w:numId w:val="2"/>
+        </w:numPr>
+        <w:spacing w:after="40"/>
+      </w:pPr>
+      <w:r>
+        <w:rPr>
+          <w:rFonts w:ascii="Calibri" w:cs="Calibri" w:eastAsia="Calibri" w:hAnsi="Calibri"/>
+          <w:sz w:val="21"/>
+          <w:szCs w:val="21"/>
+        </w:rPr>
+        <w:t xml:space="preserve">Logged World Series Games 1–4 (results.csv at 50 rows): Brewers 3–2, Brewers 5–4, Brewers 10–1, then the Rays’ 12-inning 4–3 walk-off to avoid the sweep. Milwaukee leads 3–1, Game 5 tonight in Tampa.</w:t>
+      </w:r>
+    </w:p>
+    <w:p>
+      <w:pPr>
+        <w:pStyle w:val="ListParagraph"/>
+        <w:numPr>
+          <w:ilvl w:val="0"/>
+          <w:numId w:val="2"/>
+        </w:numPr>
+        <w:spacing w:after="40"/>
+      </w:pPr>
+      <w:r>
+        <w:rPr>
+          <w:rFonts w:ascii="Calibri" w:cs="Calibri" w:eastAsia="Calibri" w:hAnsi="Calibri"/>
+          <w:sz w:val="21"/>
+          <w:szCs w:val="21"/>
+        </w:rPr>
+        <w:t xml:space="preserve">The laptop’s GitHub token died. Made a new fine-grained one (repository access must be ‘Only select repositories’ with Contents read/write, or the push fails) and pushed. Lesson the hard way: I typed my GitHub password into the terminal by mistake; it’s in local history, so change it. The prompt wants a token, never the password.</w:t>
+      </w:r>
+    </w:p>
+    <w:p>
+      <w:pPr>
+        <w:pStyle w:val="ListParagraph"/>
+        <w:numPr>
+          <w:ilvl w:val="0"/>
+          <w:numId w:val="2"/>
+        </w:numPr>
+        <w:spacing w:after="40"/>
+      </w:pPr>
+      <w:r>
+        <w:rPr>
+          <w:rFonts w:ascii="Calibri" w:cs="Calibri" w:eastAsia="Calibri" w:hAnsi="Calibri"/>
+          <w:sz w:val="21"/>
+          <w:szCs w:val="21"/>
+        </w:rPr>
+        <w:t xml:space="preserve">Small code change: the capture loop now stops on the first ‘plan inactive’ error instead of retrying every game.</w:t>
+      </w:r>
+    </w:p>
+    <w:p>
+      <w:pPr>
+        <w:pStyle w:val="Heading2"/>
+        <w:spacing w:after="60" w:before="200"/>
+      </w:pPr>
+      <w:r>
+        <w:rPr>
+          <w:rFonts w:ascii="Calibri" w:cs="Calibri" w:eastAsia="Calibri" w:hAnsi="Calibri"/>
+          <w:color w:val="C9962B"/>
+        </w:rPr>
+        <w:t xml:space="preserve">What the data says</w:t>
+      </w:r>
+    </w:p>
+    <w:p>
+      <w:pPr>
+        <w:pStyle w:val="ListParagraph"/>
+        <w:numPr>
+          <w:ilvl w:val="0"/>
+          <w:numId w:val="2"/>
+        </w:numPr>
+        <w:spacing w:after="40"/>
+      </w:pPr>
+      <w:r>
+        <w:rPr>
+          <w:rFonts w:ascii="Calibri" w:cs="Calibri" w:eastAsia="Calibri" w:hAnsi="Calibri"/>
+          <w:sz w:val="21"/>
+          <w:szCs w:val="21"/>
+        </w:rPr>
+        <w:t xml:space="preserve">The World Series is the cleanest illustration of the inventory rule in the whole dataset. Milwaukee’s two home games held a get-in above $2,000 and a median of $3,000–$4,500 all the way to first pitch, with only 50–80 listings left in the final hour: a true sellout where the last hour was the most expensive hour.</w:t>
+      </w:r>
+    </w:p>
+    <w:p>
+      <w:pPr>
+        <w:pStyle w:val="ListParagraph"/>
+        <w:numPr>
+          <w:ilvl w:val="0"/>
+          <w:numId w:val="2"/>
+        </w:numPr>
+        <w:spacing w:after="40"/>
+      </w:pPr>
+      <w:r>
+        <w:rPr>
+          <w:rFonts w:ascii="Calibri" w:cs="Calibri" w:eastAsia="Calibri" w:hAnsi="Calibri"/>
+          <w:sz w:val="21"/>
+          <w:szCs w:val="21"/>
+        </w:rPr>
+        <w:t xml:space="preserve">Tampa’s home games ran at a quarter of that ($440–$780 get-in) and decayed normally. Same series, same week, two markets, two opposite curves.</w:t>
+      </w:r>
+    </w:p>
+    <w:p>
+      <w:pPr>
+        <w:pStyle w:val="Heading2"/>
+        <w:spacing w:after="60" w:before="200"/>
+      </w:pPr>
+      <w:r>
+        <w:rPr>
+          <w:rFonts w:ascii="Calibri" w:cs="Calibri" w:eastAsia="Calibri" w:hAnsi="Calibri"/>
+          <w:color w:val="C9962B"/>
+        </w:rPr>
+        <w:t xml:space="preserve">Status</w:t>
+      </w:r>
+    </w:p>
+    <w:p>
+      <w:pPr>
+        <w:spacing w:after="80"/>
+      </w:pPr>
+      <w:r>
+        <w:rPr>
+          <w:rFonts w:ascii="Calibri" w:cs="Calibri" w:eastAsia="Calibri" w:hAnsi="Calibri"/>
+          <w:sz w:val="21"/>
+          <w:szCs w:val="21"/>
+        </w:rPr>
+        <w:t xml:space="preserve">Brewers lead Rays 3–1. Game 5 tonight. Dataset: Sep 28 through at least Oct 28, every round, 12 series.</w:t>
+      </w:r>
+    </w:p>
+    <w:p>
+      <w:pPr>
+        <w:pStyle w:val="Heading2"/>
+        <w:spacing w:after="60" w:before="200"/>
+      </w:pPr>
+      <w:r>
+        <w:rPr>
+          <w:rFonts w:ascii="Calibri" w:cs="Calibri" w:eastAsia="Calibri" w:hAnsi="Calibri"/>
+          <w:color w:val="C9962B"/>
+        </w:rPr>
+        <w:t xml:space="preserve">Next</w:t>
+      </w:r>
+    </w:p>
+    <w:p>
+      <w:pPr>
+        <w:pStyle w:val="ListParagraph"/>
+        <w:numPr>
+          <w:ilvl w:val="0"/>
+          <w:numId w:val="2"/>
+        </w:numPr>
+        <w:spacing w:after="40"/>
+      </w:pPr>
+      <w:r>
+        <w:rPr>
+          <w:rFonts w:ascii="Calibri" w:cs="Calibri" w:eastAsia="Calibri" w:hAnsi="Calibri"/>
+          <w:sz w:val="21"/>
+          <w:szCs w:val="21"/>
+        </w:rPr>
+        <w:t xml:space="preserve">Nothing during the rest of the Series; Claude logs results.</w:t>
+      </w:r>
+    </w:p>
+    <w:p>
+      <w:pPr>
+        <w:pStyle w:val="ListParagraph"/>
+        <w:numPr>
+          <w:ilvl w:val="0"/>
+          <w:numId w:val="2"/>
+        </w:numPr>
+        <w:spacing w:after="40"/>
+      </w:pPr>
+      <w:r>
+        <w:rPr>
+          <w:rFonts w:ascii="Calibri" w:cs="Calibri" w:eastAsia="Calibri" w:hAnsi="Calibri"/>
+          <w:sz w:val="21"/>
+          <w:szCs w:val="21"/>
+        </w:rPr>
+        <w:t xml:space="preserve">After the last game: close-out (final results, workbook, journal, README with the date range), then turn the hourly job off around Nov 1–2.</w:t>
+      </w:r>
+    </w:p>
+    <w:p>
+      <w:pPr>
+        <w:pStyle w:val="ListParagraph"/>
+        <w:numPr>
+          <w:ilvl w:val="0"/>
+          <w:numId w:val="2"/>
+        </w:numPr>
+        <w:spacing w:after="40"/>
+      </w:pPr>
+      <w:r>
+        <w:rPr>
+          <w:rFonts w:ascii="Calibri" w:cs="Calibri" w:eastAsia="Calibri" w:hAnsi="Calibri"/>
+          <w:sz w:val="21"/>
+          <w:szCs w:val="21"/>
+        </w:rPr>
+        <w:t xml:space="preserve">Change the GitHub password; delete the old token.</w:t>
+      </w:r>
+    </w:p>
+    <w:p>
+      <w:pPr>
+        <w:pStyle w:val="ListParagraph"/>
+        <w:numPr>
+          <w:ilvl w:val="0"/>
+          <w:numId w:val="2"/>
+        </w:numPr>
+        <w:spacing w:after="40"/>
+      </w:pPr>
+      <w:r>
+        <w:rPr>
+          <w:rFonts w:ascii="Calibri" w:cs="Calibri" w:eastAsia="Calibri" w:hAnsi="Calibri"/>
+          <w:sz w:val="21"/>
+          <w:szCs w:val="21"/>
+        </w:rPr>
+        <w:t xml:space="preserve">When I pick up SQL: python3 analysis/run_all.py.</w:t>
       </w:r>
     </w:p>
     <w:sectPr>
